--- a/zht/docx/184.content.docx
+++ b/zht/docx/184.content.docx
@@ -325,18 +325,12 @@
           <w:lang w:val="zh_TW" w:bidi="zh_TW"/>
         </w:rPr>
       </w:r>
-      <w:hyperlink r:id="rId13">
-        <w:r>
-          <w:rPr>
-            <w:lang w:val="zh_TW" w:bidi="zh_TW"/>
-          </w:rPr>
-          <w:rPr>
-            <w:color w:val="0000EE"/>
-            <w:u w:val="single"/>
-          </w:rPr>
-          <w:t>彼得前書5:8</w:t>
-        </w:r>
-      </w:hyperlink>
+      <w:r>
+        <w:rPr>
+          <w:lang w:val="zh_TW" w:bidi="zh_TW"/>
+        </w:rPr>
+        <w:t>彼得前書5:8</w:t>
+      </w:r>
     </w:p>
     <w:p>
       <w:pPr>
@@ -349,18 +343,12 @@
           <w:lang w:val="zh_TW" w:bidi="zh_TW"/>
         </w:rPr>
       </w:r>
-      <w:hyperlink r:id="rId14">
-        <w:r>
-          <w:rPr>
-            <w:lang w:val="zh_TW" w:bidi="zh_TW"/>
-          </w:rPr>
-          <w:rPr>
-            <w:color w:val="0000EE"/>
-            <w:u w:val="single"/>
-          </w:rPr>
-          <w:t>阿摩司書1:10</w:t>
-        </w:r>
-      </w:hyperlink>
+      <w:r>
+        <w:rPr>
+          <w:lang w:val="zh_TW" w:bidi="zh_TW"/>
+        </w:rPr>
+        <w:t>阿摩司書1:10</w:t>
+      </w:r>
     </w:p>
     <w:p>
       <w:pPr>
@@ -373,18 +361,12 @@
           <w:lang w:val="zh_TW" w:bidi="zh_TW"/>
         </w:rPr>
       </w:r>
-      <w:hyperlink r:id="rId15">
-        <w:r>
-          <w:rPr>
-            <w:lang w:val="zh_TW" w:bidi="zh_TW"/>
-          </w:rPr>
-          <w:rPr>
-            <w:color w:val="0000EE"/>
-            <w:u w:val="single"/>
-          </w:rPr>
-          <w:t>出埃及記24:17</w:t>
-        </w:r>
-      </w:hyperlink>
+      <w:r>
+        <w:rPr>
+          <w:lang w:val="zh_TW" w:bidi="zh_TW"/>
+        </w:rPr>
+        <w:t>出埃及記24:17</w:t>
+      </w:r>
     </w:p>
     <w:p>
       <w:pPr>
@@ -397,18 +379,12 @@
           <w:lang w:val="zh_TW" w:bidi="zh_TW"/>
         </w:rPr>
       </w:r>
-      <w:hyperlink r:id="rId16">
-        <w:r>
-          <w:rPr>
-            <w:lang w:val="zh_TW" w:bidi="zh_TW"/>
-          </w:rPr>
-          <w:rPr>
-            <w:color w:val="0000EE"/>
-            <w:u w:val="single"/>
-          </w:rPr>
-          <w:t>以西結書16:20</w:t>
-        </w:r>
-      </w:hyperlink>
+      <w:r>
+        <w:rPr>
+          <w:lang w:val="zh_TW" w:bidi="zh_TW"/>
+        </w:rPr>
+        <w:t>以西結書16:20</w:t>
+      </w:r>
     </w:p>
     <w:p>
       <w:pPr>
@@ -421,18 +397,12 @@
           <w:lang w:val="zh_TW" w:bidi="zh_TW"/>
         </w:rPr>
       </w:r>
-      <w:hyperlink r:id="rId17">
-        <w:r>
-          <w:rPr>
-            <w:lang w:val="zh_TW" w:bidi="zh_TW"/>
-          </w:rPr>
-          <w:rPr>
-            <w:color w:val="0000EE"/>
-            <w:u w:val="single"/>
-          </w:rPr>
-          <w:t>路加福音15:30</w:t>
-        </w:r>
-      </w:hyperlink>
+      <w:r>
+        <w:rPr>
+          <w:lang w:val="zh_TW" w:bidi="zh_TW"/>
+        </w:rPr>
+        <w:t>路加福音15:30</w:t>
+      </w:r>
     </w:p>
     <w:p>
       <w:pPr>
@@ -445,18 +415,12 @@
           <w:lang w:val="zh_TW" w:bidi="zh_TW"/>
         </w:rPr>
       </w:r>
-      <w:hyperlink r:id="rId18">
-        <w:r>
-          <w:rPr>
-            <w:lang w:val="zh_TW" w:bidi="zh_TW"/>
-          </w:rPr>
-          <w:rPr>
-            <w:color w:val="0000EE"/>
-            <w:u w:val="single"/>
-          </w:rPr>
-          <w:t>馬太福音23:13–15</w:t>
-        </w:r>
-      </w:hyperlink>
+      <w:r>
+        <w:rPr>
+          <w:lang w:val="zh_TW" w:bidi="zh_TW"/>
+        </w:rPr>
+        <w:t>馬太福音23:13–15</w:t>
+      </w:r>
     </w:p>
     <w:p>
       <w:pPr>
@@ -469,18 +433,12 @@
           <w:lang w:val="zh_TW" w:bidi="zh_TW"/>
         </w:rPr>
       </w:r>
-      <w:hyperlink r:id="rId19">
-        <w:r>
-          <w:rPr>
-            <w:lang w:val="zh_TW" w:bidi="zh_TW"/>
-          </w:rPr>
-          <w:rPr>
-            <w:color w:val="0000EE"/>
-            <w:u w:val="single"/>
-          </w:rPr>
-          <w:t>詩篇21:9</w:t>
-        </w:r>
-      </w:hyperlink>
+      <w:r>
+        <w:rPr>
+          <w:lang w:val="zh_TW" w:bidi="zh_TW"/>
+        </w:rPr>
+        <w:t>詩篇21:9</w:t>
+      </w:r>
     </w:p>
     <w:p>
       <w:pPr>
